--- a/docs/demo/output/document-skills/report-writing/fixed-cohort-survival-report.docx
+++ b/docs/demo/output/document-skills/report-writing/fixed-cohort-survival-report.docx
@@ -65,67 +65,7 @@
           <w:color w:val="000000"/>
           <w:sz w:val="21"/>
         </w:rPr>
-        <w:t xml:space="preserve">本次分析纳入 1,200 名固定模拟研究对象并观察到 630 个结局事件。调整年龄、性别、疾病分期和标准化生物标志物后，强化方案组相对于常规方案组的结局发生风险比为 </w:t>
-      </w:r>
-      <w:r>
-        <w:rPr>
-          <w:rFonts w:ascii="Times New Roman" w:hAnsi="Times New Roman" w:eastAsia="宋体"/>
-          <w:b w:val="0"/>
-          <w:i w:val="0"/>
-          <w:color w:val="000000"/>
-          <w:sz w:val="21"/>
-        </w:rPr>
-        <w:t>HR</w:t>
-      </w:r>
-      <w:r>
-        <w:rPr>
-          <w:rFonts w:ascii="Times New Roman" w:hAnsi="Times New Roman" w:eastAsia="宋体"/>
-          <w:b w:val="0"/>
-          <w:i w:val="0"/>
-          <w:color w:val="000000"/>
-          <w:sz w:val="21"/>
-        </w:rPr>
-        <w:t xml:space="preserve"> 0.74（95% </w:t>
-      </w:r>
-      <w:r>
-        <w:rPr>
-          <w:rFonts w:ascii="Times New Roman" w:hAnsi="Times New Roman" w:eastAsia="宋体"/>
-          <w:b w:val="0"/>
-          <w:i w:val="0"/>
-          <w:color w:val="000000"/>
-          <w:sz w:val="21"/>
-        </w:rPr>
-        <w:t>CI</w:t>
-      </w:r>
-      <w:r>
-        <w:rPr>
-          <w:rFonts w:ascii="Times New Roman" w:hAnsi="Times New Roman" w:eastAsia="宋体"/>
-          <w:b w:val="0"/>
-          <w:i w:val="0"/>
-          <w:color w:val="000000"/>
-          <w:sz w:val="21"/>
-        </w:rPr>
-        <w:t xml:space="preserve"> 0.63～0.87，</w:t>
-      </w:r>
-      <w:r>
-        <w:rPr>
-          <w:rFonts w:ascii="Times New Roman" w:hAnsi="Times New Roman" w:eastAsia="宋体"/>
-          <w:b/>
-          <w:i/>
-          <w:color w:val="000000"/>
-          <w:sz w:val="21"/>
-        </w:rPr>
-        <w:t>P</w:t>
-      </w:r>
-      <w:r>
-        <w:rPr>
-          <w:rFonts w:ascii="Times New Roman" w:hAnsi="Times New Roman" w:eastAsia="宋体"/>
-          <w:b w:val="0"/>
-          <w:i w:val="0"/>
-          <w:color w:val="000000"/>
-          <w:sz w:val="21"/>
-        </w:rPr>
-        <w:t xml:space="preserve"> &lt; 0.001）。在该固定模拟数据和预设模型下，强化方案与较低的结局发生风险相关；该结果不构成真实临床证据，也不能被解释为已经证实的治疗因果效应。</w:t>
+        <w:t>本次分析纳入 1,200 名固定模拟研究对象并观察到 630 个结局事件。调整年龄、性别、疾病分期和标准化生物标志物后，强化方案组相对于常规方案组的结局发生风险比为 HR 0.74（95% CI 0.63～0.87，P &lt; 0.001）。在该固定模拟数据和预设模型下，强化方案与较低的结局发生风险相关；该结果不构成真实临床证据，也不能被解释为已经证实的治疗因果效应。</w:t>
       </w:r>
     </w:p>
     <w:p>
@@ -433,22 +373,12 @@
             <w:r>
               <w:rPr>
                 <w:rFonts w:ascii="Times New Roman" w:hAnsi="Times New Roman" w:eastAsia="宋体"/>
-                <w:b/>
-                <w:i/>
-                <w:color w:val="000000"/>
-                <w:sz w:val="18"/>
-              </w:rPr>
-              <w:t>P</w:t>
-            </w:r>
-            <w:r>
-              <w:rPr>
-                <w:rFonts w:ascii="Times New Roman" w:hAnsi="Times New Roman" w:eastAsia="宋体"/>
                 <w:b w:val="0"/>
                 <w:i w:val="0"/>
                 <w:color w:val="000000"/>
                 <w:sz w:val="18"/>
               </w:rPr>
-              <w:t xml:space="preserve"> &lt; 0.001</w:t>
+              <w:t>P &lt; 0.001</w:t>
             </w:r>
           </w:p>
         </w:tc>
@@ -569,22 +499,12 @@
             <w:r>
               <w:rPr>
                 <w:rFonts w:ascii="Times New Roman" w:hAnsi="Times New Roman" w:eastAsia="宋体"/>
-                <w:b/>
-                <w:i/>
-                <w:color w:val="000000"/>
-                <w:sz w:val="18"/>
-              </w:rPr>
-              <w:t>P</w:t>
-            </w:r>
-            <w:r>
-              <w:rPr>
-                <w:rFonts w:ascii="Times New Roman" w:hAnsi="Times New Roman" w:eastAsia="宋体"/>
                 <w:b w:val="0"/>
                 <w:i w:val="0"/>
                 <w:color w:val="000000"/>
                 <w:sz w:val="18"/>
               </w:rPr>
-              <w:t xml:space="preserve"> &lt; 0.001</w:t>
+              <w:t>P &lt; 0.001</w:t>
             </w:r>
           </w:p>
         </w:tc>
@@ -705,22 +625,12 @@
             <w:r>
               <w:rPr>
                 <w:rFonts w:ascii="Times New Roman" w:hAnsi="Times New Roman" w:eastAsia="宋体"/>
-                <w:b/>
-                <w:i/>
-                <w:color w:val="000000"/>
-                <w:sz w:val="18"/>
-              </w:rPr>
-              <w:t>P</w:t>
-            </w:r>
-            <w:r>
-              <w:rPr>
-                <w:rFonts w:ascii="Times New Roman" w:hAnsi="Times New Roman" w:eastAsia="宋体"/>
                 <w:b w:val="0"/>
                 <w:i w:val="0"/>
                 <w:color w:val="000000"/>
                 <w:sz w:val="18"/>
               </w:rPr>
-              <w:t xml:space="preserve"> = 0.002</w:t>
+              <w:t>P = 0.002</w:t>
             </w:r>
           </w:p>
         </w:tc>
